--- a/SQLProject.docx
+++ b/SQLProject.docx
@@ -316,43 +316,7 @@
           <w:kern w:val="0"/>
           <w14:ligatures w14:val="none"/>
         </w:rPr>
-        <w:t xml:space="preserve">: Design and implement a simple command-line interface using </w:t>
-      </w:r>
-      <w:proofErr w:type="spellStart"/>
-      <w:r>
-        <w:rPr>
-          <w:rFonts w:ascii="Times New Roman" w:eastAsia="Times New Roman" w:hAnsi="Times New Roman" w:cs="Times New Roman"/>
-          <w:kern w:val="0"/>
-          <w14:ligatures w14:val="none"/>
-        </w:rPr>
-        <w:t>SQLDeveloper's</w:t>
-      </w:r>
-      <w:proofErr w:type="spellEnd"/>
-      <w:r>
-        <w:rPr>
-          <w:rFonts w:ascii="Times New Roman" w:eastAsia="Times New Roman" w:hAnsi="Times New Roman" w:cs="Times New Roman"/>
-          <w:kern w:val="0"/>
-          <w14:ligatures w14:val="none"/>
-        </w:rPr>
-        <w:t xml:space="preserve"> SQL Worksheet. The interface should allow users to interact with the system by executing SQL queries and PL/SQL procedures/functions directly from </w:t>
-      </w:r>
-      <w:proofErr w:type="spellStart"/>
-      <w:r>
-        <w:rPr>
-          <w:rFonts w:ascii="Times New Roman" w:eastAsia="Times New Roman" w:hAnsi="Times New Roman" w:cs="Times New Roman"/>
-          <w:kern w:val="0"/>
-          <w14:ligatures w14:val="none"/>
-        </w:rPr>
-        <w:t>SQLDeveloper</w:t>
-      </w:r>
-      <w:proofErr w:type="spellEnd"/>
-      <w:r>
-        <w:rPr>
-          <w:rFonts w:ascii="Times New Roman" w:eastAsia="Times New Roman" w:hAnsi="Times New Roman" w:cs="Times New Roman"/>
-          <w:kern w:val="0"/>
-          <w14:ligatures w14:val="none"/>
-        </w:rPr>
-        <w:t>.</w:t>
+        <w:t>: Design and implement a simple command-line interface using SQLDeveloper's SQL Worksheet. The interface should allow users to interact with the system by executing SQL queries and PL/SQL procedures/functions directly from SQLDeveloper.</w:t>
       </w:r>
     </w:p>
     <w:p>
@@ -592,36 +556,8 @@
           <w:kern w:val="0"/>
           <w14:ligatures w14:val="none"/>
         </w:rPr>
-        <w:t xml:space="preserve">Instructions for using the system through the </w:t>
-      </w:r>
-      <w:proofErr w:type="spellStart"/>
-      <w:r>
-        <w:rPr>
-          <w:rFonts w:ascii="Times New Roman" w:eastAsia="Times New Roman" w:hAnsi="Times New Roman" w:cs="Times New Roman"/>
-          <w:kern w:val="0"/>
-          <w14:ligatures w14:val="none"/>
-        </w:rPr>
-        <w:t>SQLDeveloper</w:t>
-      </w:r>
-      <w:proofErr w:type="spellEnd"/>
-      <w:r>
-        <w:rPr>
-          <w:rFonts w:ascii="Times New Roman" w:eastAsia="Times New Roman" w:hAnsi="Times New Roman" w:cs="Times New Roman"/>
-          <w:kern w:val="0"/>
-          <w14:ligatures w14:val="none"/>
-        </w:rPr>
-        <w:t xml:space="preserve"> </w:t>
-      </w:r>
-      <w:proofErr w:type="gramStart"/>
-      <w:r>
-        <w:rPr>
-          <w:rFonts w:ascii="Times New Roman" w:eastAsia="Times New Roman" w:hAnsi="Times New Roman" w:cs="Times New Roman"/>
-          <w:kern w:val="0"/>
-          <w14:ligatures w14:val="none"/>
-        </w:rPr>
-        <w:t>interface</w:t>
-      </w:r>
-      <w:proofErr w:type="gramEnd"/>
+        <w:t>Instructions for using the system through the SQLDeveloper interface</w:t>
+      </w:r>
     </w:p>
     <w:p>
       <w:pPr>
@@ -836,18 +772,8 @@
           <w:kern w:val="0"/>
           <w14:ligatures w14:val="none"/>
         </w:rPr>
-        <w:t xml:space="preserve">Creativity and additional features </w:t>
-      </w:r>
-      <w:proofErr w:type="gramStart"/>
-      <w:r>
-        <w:rPr>
-          <w:rFonts w:ascii="Times New Roman" w:eastAsia="Times New Roman" w:hAnsi="Times New Roman" w:cs="Times New Roman"/>
-          <w:kern w:val="0"/>
-          <w14:ligatures w14:val="none"/>
-        </w:rPr>
-        <w:t>implemented</w:t>
-      </w:r>
-      <w:proofErr w:type="gramEnd"/>
+        <w:t>Creativity and additional features implemented</w:t>
+      </w:r>
     </w:p>
     <w:p>
       <w:pPr>
@@ -880,25 +806,7 @@
           <w:kern w:val="0"/>
           <w14:ligatures w14:val="none"/>
         </w:rPr>
-        <w:t xml:space="preserve">with hands-on experience in database design, SQL querying, and PL/SQL programming, all within the familiar environment of </w:t>
-      </w:r>
-      <w:proofErr w:type="spellStart"/>
-      <w:r>
-        <w:rPr>
-          <w:rFonts w:ascii="Times New Roman" w:eastAsia="Times New Roman" w:hAnsi="Times New Roman" w:cs="Times New Roman"/>
-          <w:kern w:val="0"/>
-          <w14:ligatures w14:val="none"/>
-        </w:rPr>
-        <w:t>SQLDeveloper</w:t>
-      </w:r>
-      <w:proofErr w:type="spellEnd"/>
-      <w:r>
-        <w:rPr>
-          <w:rFonts w:ascii="Times New Roman" w:eastAsia="Times New Roman" w:hAnsi="Times New Roman" w:cs="Times New Roman"/>
-          <w:kern w:val="0"/>
-          <w14:ligatures w14:val="none"/>
-        </w:rPr>
-        <w:t xml:space="preserve"> and Oracle D</w:t>
+        <w:t>with hands-on experience in database design, SQL querying, and PL/SQL programming, all within the familiar environment of SQLDeveloper and Oracle D</w:t>
       </w:r>
       <w:r>
         <w:rPr>
@@ -915,6 +823,24 @@
           <w14:ligatures w14:val="none"/>
         </w:rPr>
         <w:t xml:space="preserve">. </w:t>
+      </w:r>
+    </w:p>
+    <w:p>
+      <w:pPr>
+        <w:spacing w:before="100" w:beforeAutospacing="1" w:after="100" w:afterAutospacing="1" w:line="240" w:lineRule="auto"/>
+        <w:rPr>
+          <w:rFonts w:ascii="Times New Roman" w:eastAsia="Times New Roman" w:hAnsi="Times New Roman" w:cs="Times New Roman"/>
+          <w:kern w:val="0"/>
+          <w14:ligatures w14:val="none"/>
+        </w:rPr>
+      </w:pPr>
+      <w:r>
+        <w:rPr>
+          <w:rFonts w:ascii="Times New Roman" w:eastAsia="Times New Roman" w:hAnsi="Times New Roman" w:cs="Times New Roman"/>
+          <w:kern w:val="0"/>
+          <w14:ligatures w14:val="none"/>
+        </w:rPr>
+        <w:t>Please present your Employee Management System with a 5 minute demonstration on 6/18/2024</w:t>
       </w:r>
     </w:p>
     <w:p/>
